--- a/docs/legal/grant-pathway-terms-of-service-v1.0.docx
+++ b/docs/legal/grant-pathway-terms-of-service-v1.0.docx
@@ -242,7 +242,7 @@
           <w:sz w:val="22"/>
           <w:szCs w:val="22"/>
         </w:rPr>
-        <w:t xml:space="preserve"> 1.1</w:t>
+        <w:t xml:space="preserve"> 1.2</w:t>
       </w:r>
     </w:p>
     <w:p>
@@ -272,7 +272,7 @@
           <w:sz w:val="22"/>
           <w:szCs w:val="22"/>
         </w:rPr>
-        <w:t xml:space="preserve">Last updated: 26 May 2026</w:t>
+        <w:t xml:space="preserve">Last updated: 2 July 2026</w:t>
       </w:r>
     </w:p>
     <w:p>
@@ -294,7 +294,7 @@
           <w:sz w:val="18"/>
           <w:szCs w:val="18"/>
         </w:rPr>
-        <w:t xml:space="preserve">Change from v1.0 (22 May 2026):</w:t>
+        <w:t xml:space="preserve">Change from v1.1 (26 May 2026):</w:t>
       </w:r>
       <w:r>
         <w:rPr>
@@ -305,6 +305,39 @@
           <w:sz w:val="18"/>
           <w:szCs w:val="18"/>
         </w:rPr>
+        <w:t xml:space="preserve"> Section 5 corrected to describe the actual AI model — the charity writes every answer; AI refines and improves on request only, and does not generate answers from scratch. This corrects a stale claim left over from an earlier product model abandoned on 2026-05-28.</w:t>
+      </w:r>
+    </w:p>
+    <w:p>
+      <w:pPr>
+        <w:pBdr>
+          <w:left w:val="single" w:color="D47B00" w:sz="6" w:space="8"/>
+        </w:pBdr>
+        <w:spacing w:after="120" w:before="120"/>
+        <w:ind w:left="600"/>
+      </w:pPr>
+      <w:r>
+        <w:rPr>
+          <w:rFonts w:ascii="Calibri" w:cs="Calibri" w:eastAsia="Calibri" w:hAnsi="Calibri"/>
+          <w:b/>
+          <w:bCs/>
+          <w:i/>
+          <w:iCs/>
+          <w:color w:val="666666"/>
+          <w:sz w:val="18"/>
+          <w:szCs w:val="18"/>
+        </w:rPr>
+        <w:t xml:space="preserve">Change from v1.0 (22 May 2026):</w:t>
+      </w:r>
+      <w:r>
+        <w:rPr>
+          <w:rFonts w:ascii="Calibri" w:cs="Calibri" w:eastAsia="Calibri" w:hAnsi="Calibri"/>
+          <w:i/>
+          <w:iCs/>
+          <w:color w:val="666666"/>
+          <w:sz w:val="18"/>
+          <w:szCs w:val="18"/>
+        </w:rPr>
         <w:t xml:space="preserve"> Section 5 updated to reference Amazon Bedrock as the AI processing layer, consistent with the privacy policy and DR-DP-002. Section 9 updated to acknowledge that operational backup infrastructure is maintained for disaster recovery purposes; this does not constitute a guarantee of data recovery and does not change the limitation of liability in Section 10.</w:t>
       </w:r>
     </w:p>
@@ -869,7 +902,7 @@
           <w:sz w:val="22"/>
           <w:szCs w:val="22"/>
         </w:rPr>
-        <w:t xml:space="preserve">Grant Pathway uses artificial intelligence to summarise funder guidelines and generate draft answers to application questions. This is designed to support your writing — not to replace your judgement.</w:t>
+        <w:t xml:space="preserve">Grant Pathway uses artificial intelligence to summarise funder guidelines and, on request, help you refine and improve the answers you write to application questions. You write every answer yourself — the AI does not generate answers from scratch. This is designed to support your writing — not to replace your judgement.</w:t>
       </w:r>
     </w:p>
     <w:p>
@@ -959,7 +992,7 @@
           <w:sz w:val="22"/>
           <w:szCs w:val="22"/>
         </w:rPr>
-        <w:t xml:space="preserve"> Grant Pathway generates a draft. You decide whether to use it, edit it, or discard it entirely. We do not review your applications. We do not submit applications on your behalf.</w:t>
+        <w:t xml:space="preserve"> You write every answer. If you ask for help, Grant Pathway suggests an improved version of what you have already written — it does not create an answer from nothing. You decide whether to use the suggestion, edit it, or discard it entirely. We do not review your applications. We do not submit applications on your behalf.</w:t>
       </w:r>
     </w:p>
     <w:p>
@@ -1975,7 +2008,7 @@
           <w:sz w:val="18"/>
           <w:szCs w:val="18"/>
         </w:rPr>
-        <w:t xml:space="preserve">Version: 1.1</w:t>
+        <w:t xml:space="preserve">Version: 1.2</w:t>
       </w:r>
     </w:p>
     <w:p>
@@ -2007,7 +2040,7 @@
           <w:sz w:val="18"/>
           <w:szCs w:val="18"/>
         </w:rPr>
-        <w:t xml:space="preserve">Last updated: 26 May 2026</w:t>
+        <w:t xml:space="preserve">Last updated: 2 July 2026</w:t>
       </w:r>
     </w:p>
     <w:sectPr>
